--- a/Seminars/TW 15/Tutorial 15.docx
+++ b/Seminars/TW 15/Tutorial 15.docx
@@ -288,21 +288,7 @@
         <w:rPr>
           <w:lang w:val="en-US"/>
         </w:rPr>
-        <w:t xml:space="preserve">Include </w:t>
-      </w:r>
-      <w:proofErr w:type="gramStart"/>
-      <w:r>
-        <w:rPr>
-          <w:lang w:val="en-US"/>
-        </w:rPr>
-        <w:t>In</w:t>
-      </w:r>
-      <w:proofErr w:type="gramEnd"/>
-      <w:r>
-        <w:rPr>
-          <w:lang w:val="en-US"/>
-        </w:rPr>
-        <w:t xml:space="preserve"> Project</w:t>
+        <w:t>Include In Project</w:t>
       </w:r>
       <w:r>
         <w:rPr>
@@ -630,21 +616,7 @@
         <w:rPr>
           <w:lang w:val="en-US"/>
         </w:rPr>
-        <w:t xml:space="preserve">. </w:t>
-      </w:r>
-      <w:proofErr w:type="gramStart"/>
-      <w:r>
-        <w:rPr>
-          <w:lang w:val="en-US"/>
-        </w:rPr>
-        <w:t>So</w:t>
-      </w:r>
-      <w:proofErr w:type="gramEnd"/>
-      <w:r>
-        <w:rPr>
-          <w:lang w:val="en-US"/>
-        </w:rPr>
-        <w:t xml:space="preserve"> if you want to see that your INSERT statement really worked, don’t check it against the master-copy DB, you should create another connection (right-click Data Connections =&gt; Add SQLite Connection =&gt; Browse inside \bin\debug folder)</w:t>
+        <w:t>. So if you want to see that your INSERT statement really worked, don’t check it against the master-copy DB, you should create another connection (right-click Data Connections =&gt; Add SQLite Connection =&gt; Browse inside \bin\debug folder)</w:t>
       </w:r>
     </w:p>
     <w:p>
@@ -748,21 +720,7 @@
         <w:rPr>
           <w:lang w:val="en-US"/>
         </w:rPr>
-        <w:t xml:space="preserve"> and choose </w:t>
-      </w:r>
-      <w:proofErr w:type="gramStart"/>
-      <w:r>
-        <w:rPr>
-          <w:lang w:val="en-US"/>
-        </w:rPr>
-        <w:t>New</w:t>
-      </w:r>
-      <w:proofErr w:type="gramEnd"/>
-      <w:r>
-        <w:rPr>
-          <w:lang w:val="en-US"/>
-        </w:rPr>
-        <w:t xml:space="preserve"> query</w:t>
+        <w:t xml:space="preserve"> and choose New query</w:t>
       </w:r>
     </w:p>
     <w:p>
@@ -915,7 +873,6 @@
           <w:lang w:val="en-US"/>
         </w:rPr>
       </w:pPr>
-      <w:proofErr w:type="gramStart"/>
       <w:r>
         <w:rPr>
           <w:lang w:val="en-US"/>
@@ -927,14 +884,7 @@
         <w:rPr>
           <w:lang w:val="en-US"/>
         </w:rPr>
-        <w:t>ID</w:t>
-      </w:r>
-      <w:proofErr w:type="gramEnd"/>
-      <w:r>
-        <w:rPr>
-          <w:lang w:val="en-US"/>
-        </w:rPr>
-        <w:t>,Name</w:t>
+        <w:t>ID,Name</w:t>
       </w:r>
       <w:proofErr w:type="spellEnd"/>
       <w:r>
@@ -957,7 +907,6 @@
           <w:lang w:val="en-US"/>
         </w:rPr>
       </w:pPr>
-      <w:proofErr w:type="gramStart"/>
       <w:r>
         <w:rPr>
           <w:lang w:val="en-US"/>
@@ -969,14 +918,7 @@
         <w:rPr>
           <w:lang w:val="en-US"/>
         </w:rPr>
-        <w:t>ID</w:t>
-      </w:r>
-      <w:proofErr w:type="gramEnd"/>
-      <w:r>
-        <w:rPr>
-          <w:lang w:val="en-US"/>
-        </w:rPr>
-        <w:t>,Name</w:t>
+        <w:t>ID,Name</w:t>
       </w:r>
       <w:proofErr w:type="spellEnd"/>
       <w:r>
@@ -1878,7 +1820,6 @@
         <w:t>"</w:t>
       </w:r>
       <w:proofErr w:type="spellStart"/>
-      <w:proofErr w:type="gramStart"/>
       <w:r>
         <w:rPr>
           <w:rFonts w:ascii="Cascadia Mono" w:hAnsi="Cascadia Mono" w:cs="Cascadia Mono"/>
@@ -1890,7 +1831,6 @@
         <w:t>Microsoft.NET.Sdk.WindowsDesktop</w:t>
       </w:r>
       <w:proofErr w:type="spellEnd"/>
-      <w:proofErr w:type="gramEnd"/>
       <w:r>
         <w:rPr>
           <w:rFonts w:ascii="Cascadia Mono" w:hAnsi="Cascadia Mono" w:cs="Cascadia Mono"/>
@@ -2401,7 +2341,19 @@
         <w:rPr>
           <w:lang w:val="en-US"/>
         </w:rPr>
-        <w:t>Right-click WIUT.DAL project and select Manage NuGet packages:</w:t>
+        <w:t>Right-click</w:t>
+      </w:r>
+      <w:r>
+        <w:rPr>
+          <w:lang w:val="en-US"/>
+        </w:rPr>
+        <w:t xml:space="preserve"> Dependencies node under</w:t>
+      </w:r>
+      <w:r>
+        <w:rPr>
+          <w:lang w:val="en-US"/>
+        </w:rPr>
+        <w:t xml:space="preserve"> WIUT.DAL project and select Manage NuGet packages:</w:t>
       </w:r>
     </w:p>
     <w:p>
@@ -2417,10 +2369,10 @@
         </w:rPr>
         <w:lastRenderedPageBreak/>
         <w:drawing>
-          <wp:inline distT="0" distB="0" distL="0" distR="0" wp14:anchorId="7F058A76" wp14:editId="0765749D">
-            <wp:extent cx="2929670" cy="3231254"/>
-            <wp:effectExtent l="0" t="0" r="4445" b="7620"/>
-            <wp:docPr id="14" name="Picture 14"/>
+          <wp:inline distT="0" distB="0" distL="0" distR="0" wp14:anchorId="099E0370" wp14:editId="0DF69D0F">
+            <wp:extent cx="5095238" cy="1314286"/>
+            <wp:effectExtent l="0" t="0" r="0" b="635"/>
+            <wp:docPr id="2" name="Picture 2"/>
             <wp:cNvGraphicFramePr>
               <a:graphicFrameLocks xmlns:a="http://schemas.openxmlformats.org/drawingml/2006/main" noChangeAspect="1"/>
             </wp:cNvGraphicFramePr>
@@ -2440,7 +2392,7 @@
                   <pic:spPr>
                     <a:xfrm>
                       <a:off x="0" y="0"/>
-                      <a:ext cx="2931284" cy="3233034"/>
+                      <a:ext cx="5095238" cy="1314286"/>
                     </a:xfrm>
                     <a:prstGeom prst="rect">
                       <a:avLst/>
@@ -2460,6 +2412,14 @@
           <w:lang w:val="en-US"/>
         </w:rPr>
       </w:pPr>
+    </w:p>
+    <w:p>
+      <w:pPr>
+        <w:ind w:left="1068"/>
+        <w:rPr>
+          <w:lang w:val="en-US"/>
+        </w:rPr>
+      </w:pPr>
       <w:r>
         <w:rPr>
           <w:lang w:val="en-US"/>
@@ -2481,15 +2441,13 @@
         <w:t>”, select “</w:t>
       </w:r>
       <w:proofErr w:type="spellStart"/>
-      <w:proofErr w:type="gramStart"/>
-      <w:r>
-        <w:rPr>
-          <w:lang w:val="en-US"/>
-        </w:rPr>
-        <w:t>System.Data.SQLite.Core</w:t>
+      <w:r>
+        <w:rPr>
+          <w:lang w:val="en-US"/>
+        </w:rPr>
+        <w:t>System.Data.SQLite</w:t>
       </w:r>
       <w:proofErr w:type="spellEnd"/>
-      <w:proofErr w:type="gramEnd"/>
       <w:r>
         <w:rPr>
           <w:lang w:val="en-US"/>
@@ -2509,10 +2467,10 @@
           <w:noProof/>
         </w:rPr>
         <w:drawing>
-          <wp:inline distT="0" distB="0" distL="0" distR="0" wp14:anchorId="403DFA78" wp14:editId="68B77C57">
-            <wp:extent cx="5098952" cy="1079201"/>
-            <wp:effectExtent l="0" t="0" r="6985" b="6985"/>
-            <wp:docPr id="15" name="Picture 15"/>
+          <wp:inline distT="0" distB="0" distL="0" distR="0" wp14:anchorId="3955404D" wp14:editId="0313B76E">
+            <wp:extent cx="5940425" cy="1075055"/>
+            <wp:effectExtent l="0" t="0" r="3175" b="0"/>
+            <wp:docPr id="7" name="Picture 7"/>
             <wp:cNvGraphicFramePr>
               <a:graphicFrameLocks xmlns:a="http://schemas.openxmlformats.org/drawingml/2006/main" noChangeAspect="1"/>
             </wp:cNvGraphicFramePr>
@@ -2532,7 +2490,7 @@
                   <pic:spPr>
                     <a:xfrm>
                       <a:off x="0" y="0"/>
-                      <a:ext cx="5129715" cy="1085712"/>
+                      <a:ext cx="5940425" cy="1075055"/>
                     </a:xfrm>
                     <a:prstGeom prst="rect">
                       <a:avLst/>
@@ -2547,24 +2505,6 @@
     </w:p>
     <w:p>
       <w:pPr>
-        <w:pStyle w:val="ListParagraph"/>
-        <w:numPr>
-          <w:ilvl w:val="0"/>
-          <w:numId w:val="29"/>
-        </w:numPr>
-        <w:rPr>
-          <w:lang w:val="en-US"/>
-        </w:rPr>
-      </w:pPr>
-      <w:r>
-        <w:rPr>
-          <w:lang w:val="en-US"/>
-        </w:rPr>
-        <w:t>Repeat the process for WIUT.DAL project</w:t>
-      </w:r>
-    </w:p>
-    <w:p>
-      <w:pPr>
         <w:rPr>
           <w:lang w:val="en-US"/>
         </w:rPr>
@@ -2753,7 +2693,6 @@
         <w:t xml:space="preserve"> </w:t>
       </w:r>
       <w:proofErr w:type="spellStart"/>
-      <w:proofErr w:type="gramStart"/>
       <w:r>
         <w:rPr>
           <w:rFonts w:ascii="Consolas" w:hAnsi="Consolas" w:cs="Consolas"/>
@@ -2765,7 +2704,6 @@
         <w:t>System.Data.SQLite</w:t>
       </w:r>
       <w:proofErr w:type="spellEnd"/>
-      <w:proofErr w:type="gramEnd"/>
       <w:r>
         <w:rPr>
           <w:rFonts w:ascii="Consolas" w:hAnsi="Consolas" w:cs="Consolas"/>
@@ -2850,29 +2788,7 @@
           <w:szCs w:val="19"/>
           <w:lang w:val="en-US" w:eastAsia="en-US"/>
         </w:rPr>
-        <w:t xml:space="preserve"> </w:t>
-      </w:r>
-      <w:proofErr w:type="gramStart"/>
-      <w:r>
-        <w:rPr>
-          <w:rFonts w:ascii="Consolas" w:hAnsi="Consolas" w:cs="Consolas"/>
-          <w:color w:val="000000"/>
-          <w:sz w:val="19"/>
-          <w:szCs w:val="19"/>
-          <w:lang w:val="en-US" w:eastAsia="en-US"/>
-        </w:rPr>
-        <w:t>Create(</w:t>
-      </w:r>
-      <w:proofErr w:type="gramEnd"/>
-      <w:r>
-        <w:rPr>
-          <w:rFonts w:ascii="Consolas" w:hAnsi="Consolas" w:cs="Consolas"/>
-          <w:color w:val="000000"/>
-          <w:sz w:val="19"/>
-          <w:szCs w:val="19"/>
-          <w:lang w:val="en-US" w:eastAsia="en-US"/>
-        </w:rPr>
-        <w:t>Course c)</w:t>
+        <w:t xml:space="preserve"> Create(Course c)</w:t>
       </w:r>
     </w:p>
     <w:p>
@@ -2923,29 +2839,7 @@
           <w:szCs w:val="19"/>
           <w:lang w:val="en-US" w:eastAsia="en-US"/>
         </w:rPr>
-        <w:t xml:space="preserve"> </w:t>
-      </w:r>
-      <w:proofErr w:type="gramStart"/>
-      <w:r>
-        <w:rPr>
-          <w:rFonts w:ascii="Consolas" w:hAnsi="Consolas" w:cs="Consolas"/>
-          <w:color w:val="000000"/>
-          <w:sz w:val="19"/>
-          <w:szCs w:val="19"/>
-          <w:lang w:val="en-US" w:eastAsia="en-US"/>
-        </w:rPr>
-        <w:t>Update(</w:t>
-      </w:r>
-      <w:proofErr w:type="gramEnd"/>
-      <w:r>
-        <w:rPr>
-          <w:rFonts w:ascii="Consolas" w:hAnsi="Consolas" w:cs="Consolas"/>
-          <w:color w:val="000000"/>
-          <w:sz w:val="19"/>
-          <w:szCs w:val="19"/>
-          <w:lang w:val="en-US" w:eastAsia="en-US"/>
-        </w:rPr>
-        <w:t>Course c)</w:t>
+        <w:t xml:space="preserve"> Update(Course c)</w:t>
       </w:r>
     </w:p>
     <w:p>
@@ -2996,20 +2890,8 @@
           <w:szCs w:val="19"/>
           <w:lang w:val="en-US" w:eastAsia="en-US"/>
         </w:rPr>
-        <w:t xml:space="preserve"> </w:t>
-      </w:r>
-      <w:proofErr w:type="gramStart"/>
-      <w:r>
-        <w:rPr>
-          <w:rFonts w:ascii="Consolas" w:hAnsi="Consolas" w:cs="Consolas"/>
-          <w:color w:val="000000"/>
-          <w:sz w:val="19"/>
-          <w:szCs w:val="19"/>
-          <w:lang w:val="en-US" w:eastAsia="en-US"/>
-        </w:rPr>
-        <w:t>Delete(</w:t>
-      </w:r>
-      <w:proofErr w:type="gramEnd"/>
+        <w:t xml:space="preserve"> Delete(</w:t>
+      </w:r>
       <w:r>
         <w:rPr>
           <w:rFonts w:ascii="Consolas" w:hAnsi="Consolas" w:cs="Consolas"/>
@@ -3062,7 +2944,6 @@
         <w:t xml:space="preserve"> Course </w:t>
       </w:r>
       <w:proofErr w:type="spellStart"/>
-      <w:proofErr w:type="gramStart"/>
       <w:r>
         <w:rPr>
           <w:rFonts w:ascii="Consolas" w:hAnsi="Consolas" w:cs="Consolas"/>
@@ -3084,7 +2965,6 @@
         </w:rPr>
         <w:t>(</w:t>
       </w:r>
-      <w:proofErr w:type="gramEnd"/>
       <w:r>
         <w:rPr>
           <w:rFonts w:ascii="Consolas" w:hAnsi="Consolas" w:cs="Consolas"/>
@@ -3137,7 +3017,6 @@
         <w:t xml:space="preserve"> List&lt;Course&gt; </w:t>
       </w:r>
       <w:proofErr w:type="spellStart"/>
-      <w:proofErr w:type="gramStart"/>
       <w:r>
         <w:rPr>
           <w:rFonts w:ascii="Consolas" w:hAnsi="Consolas" w:cs="Consolas"/>
@@ -3157,18 +3036,7 @@
           <w:szCs w:val="19"/>
           <w:lang w:val="en-US" w:eastAsia="en-US"/>
         </w:rPr>
-        <w:t>(</w:t>
-      </w:r>
-      <w:proofErr w:type="gramEnd"/>
-      <w:r>
-        <w:rPr>
-          <w:rFonts w:ascii="Consolas" w:hAnsi="Consolas" w:cs="Consolas"/>
-          <w:color w:val="000000"/>
-          <w:sz w:val="19"/>
-          <w:szCs w:val="19"/>
-          <w:lang w:val="en-US" w:eastAsia="en-US"/>
-        </w:rPr>
-        <w:t>)</w:t>
+        <w:t>()</w:t>
       </w:r>
     </w:p>
     <w:p>
@@ -3269,29 +3137,7 @@
           <w:szCs w:val="19"/>
           <w:lang w:val="en-US" w:eastAsia="en-US"/>
         </w:rPr>
-        <w:t xml:space="preserve"> </w:t>
-      </w:r>
-      <w:proofErr w:type="gramStart"/>
-      <w:r>
-        <w:rPr>
-          <w:rFonts w:ascii="Consolas" w:hAnsi="Consolas" w:cs="Consolas"/>
-          <w:color w:val="000000"/>
-          <w:sz w:val="19"/>
-          <w:szCs w:val="19"/>
-          <w:lang w:val="en-US" w:eastAsia="en-US"/>
-        </w:rPr>
-        <w:t>Create(</w:t>
-      </w:r>
-      <w:proofErr w:type="gramEnd"/>
-      <w:r>
-        <w:rPr>
-          <w:rFonts w:ascii="Consolas" w:hAnsi="Consolas" w:cs="Consolas"/>
-          <w:color w:val="000000"/>
-          <w:sz w:val="19"/>
-          <w:szCs w:val="19"/>
-          <w:lang w:val="en-US" w:eastAsia="en-US"/>
-        </w:rPr>
-        <w:t>Course c)</w:t>
+        <w:t xml:space="preserve"> Create(Course c)</w:t>
       </w:r>
     </w:p>
     <w:p>
@@ -3402,7 +3248,6 @@
         <w:t xml:space="preserve"> </w:t>
       </w:r>
       <w:proofErr w:type="spellStart"/>
-      <w:proofErr w:type="gramStart"/>
       <w:r>
         <w:rPr>
           <w:rFonts w:ascii="Consolas" w:hAnsi="Consolas" w:cs="Consolas"/>
@@ -3422,18 +3267,7 @@
           <w:szCs w:val="19"/>
           <w:lang w:val="en-US" w:eastAsia="en-US"/>
         </w:rPr>
-        <w:t>(</w:t>
-      </w:r>
-      <w:proofErr w:type="gramEnd"/>
-      <w:r>
-        <w:rPr>
-          <w:rFonts w:ascii="Consolas" w:hAnsi="Consolas" w:cs="Consolas"/>
-          <w:color w:val="000000"/>
-          <w:sz w:val="19"/>
-          <w:szCs w:val="19"/>
-          <w:lang w:val="en-US" w:eastAsia="en-US"/>
-        </w:rPr>
-        <w:t>);</w:t>
+        <w:t>();</w:t>
       </w:r>
     </w:p>
     <w:p>
@@ -3580,7 +3414,6 @@
         <w:t>{</w:t>
       </w:r>
       <w:proofErr w:type="spellStart"/>
-      <w:proofErr w:type="gramStart"/>
       <w:r>
         <w:rPr>
           <w:rFonts w:ascii="Consolas" w:hAnsi="Consolas" w:cs="Consolas"/>
@@ -3592,7 +3425,6 @@
         <w:t>c.Name</w:t>
       </w:r>
       <w:proofErr w:type="spellEnd"/>
-      <w:proofErr w:type="gramEnd"/>
       <w:r>
         <w:rPr>
           <w:rFonts w:ascii="Consolas" w:hAnsi="Consolas" w:cs="Consolas"/>
@@ -3708,7 +3540,6 @@
         <w:t xml:space="preserve"> </w:t>
       </w:r>
       <w:proofErr w:type="spellStart"/>
-      <w:proofErr w:type="gramStart"/>
       <w:r>
         <w:rPr>
           <w:rFonts w:ascii="Consolas" w:hAnsi="Consolas" w:cs="Consolas"/>
@@ -3731,7 +3562,6 @@
         <w:t>(</w:t>
       </w:r>
       <w:proofErr w:type="spellStart"/>
-      <w:proofErr w:type="gramEnd"/>
       <w:r>
         <w:rPr>
           <w:rFonts w:ascii="Consolas" w:hAnsi="Consolas" w:cs="Consolas"/>
@@ -3778,7 +3608,6 @@
         <w:t xml:space="preserve">        </w:t>
       </w:r>
       <w:proofErr w:type="spellStart"/>
-      <w:proofErr w:type="gramStart"/>
       <w:r>
         <w:rPr>
           <w:rFonts w:ascii="Consolas" w:hAnsi="Consolas" w:cs="Consolas"/>
@@ -3790,7 +3619,6 @@
         <w:t>connection.Open</w:t>
       </w:r>
       <w:proofErr w:type="spellEnd"/>
-      <w:proofErr w:type="gramEnd"/>
       <w:r>
         <w:rPr>
           <w:rFonts w:ascii="Consolas" w:hAnsi="Consolas" w:cs="Consolas"/>
@@ -3826,7 +3654,6 @@
         <w:t xml:space="preserve">        </w:t>
       </w:r>
       <w:proofErr w:type="spellStart"/>
-      <w:proofErr w:type="gramStart"/>
       <w:r>
         <w:rPr>
           <w:rFonts w:ascii="Consolas" w:hAnsi="Consolas" w:cs="Consolas"/>
@@ -3838,7 +3665,6 @@
         <w:t>command.ExecuteNonQuery</w:t>
       </w:r>
       <w:proofErr w:type="spellEnd"/>
-      <w:proofErr w:type="gramEnd"/>
       <w:r>
         <w:rPr>
           <w:rFonts w:ascii="Consolas" w:hAnsi="Consolas" w:cs="Consolas"/>
@@ -3895,7 +3721,6 @@
           <w:szCs w:val="19"/>
           <w:lang w:val="en-US" w:eastAsia="en-US"/>
         </w:rPr>
-        <w:lastRenderedPageBreak/>
         <w:t xml:space="preserve">    </w:t>
       </w:r>
       <w:r>
@@ -3989,7 +3814,6 @@
         <w:t>(</w:t>
       </w:r>
       <w:proofErr w:type="spellStart"/>
-      <w:proofErr w:type="gramStart"/>
       <w:r>
         <w:rPr>
           <w:rFonts w:ascii="Consolas" w:hAnsi="Consolas" w:cs="Consolas"/>
@@ -4001,7 +3825,6 @@
         <w:t>ex.Message</w:t>
       </w:r>
       <w:proofErr w:type="spellEnd"/>
-      <w:proofErr w:type="gramEnd"/>
       <w:r>
         <w:rPr>
           <w:rFonts w:ascii="Consolas" w:hAnsi="Consolas" w:cs="Consolas"/>
@@ -4139,7 +3962,6 @@
         <w:t xml:space="preserve"> (</w:t>
       </w:r>
       <w:proofErr w:type="spellStart"/>
-      <w:proofErr w:type="gramStart"/>
       <w:r>
         <w:rPr>
           <w:rFonts w:ascii="Consolas" w:hAnsi="Consolas" w:cs="Consolas"/>
@@ -4151,7 +3973,6 @@
         <w:t>connection.State</w:t>
       </w:r>
       <w:proofErr w:type="spellEnd"/>
-      <w:proofErr w:type="gramEnd"/>
       <w:r>
         <w:rPr>
           <w:rFonts w:ascii="Consolas" w:hAnsi="Consolas" w:cs="Consolas"/>
@@ -4209,7 +4030,6 @@
         <w:t xml:space="preserve">            </w:t>
       </w:r>
       <w:proofErr w:type="spellStart"/>
-      <w:proofErr w:type="gramStart"/>
       <w:r>
         <w:rPr>
           <w:rFonts w:ascii="Consolas" w:hAnsi="Consolas" w:cs="Consolas"/>
@@ -4221,7 +4041,6 @@
         <w:t>connection.Close</w:t>
       </w:r>
       <w:proofErr w:type="spellEnd"/>
-      <w:proofErr w:type="gramEnd"/>
       <w:r>
         <w:rPr>
           <w:rFonts w:ascii="Consolas" w:hAnsi="Consolas" w:cs="Consolas"/>
@@ -4340,7 +4159,6 @@
         <w:t xml:space="preserve"> List&lt;Course&gt; </w:t>
       </w:r>
       <w:proofErr w:type="spellStart"/>
-      <w:proofErr w:type="gramStart"/>
       <w:r>
         <w:rPr>
           <w:rFonts w:ascii="Consolas" w:hAnsi="Consolas" w:cs="Consolas"/>
@@ -4360,18 +4178,7 @@
           <w:szCs w:val="19"/>
           <w:lang w:val="en-US" w:eastAsia="en-US"/>
         </w:rPr>
-        <w:t>(</w:t>
-      </w:r>
-      <w:proofErr w:type="gramEnd"/>
-      <w:r>
-        <w:rPr>
-          <w:rFonts w:ascii="Consolas" w:hAnsi="Consolas" w:cs="Consolas"/>
-          <w:color w:val="000000"/>
-          <w:sz w:val="19"/>
-          <w:szCs w:val="19"/>
-          <w:lang w:val="en-US" w:eastAsia="en-US"/>
-        </w:rPr>
-        <w:t>)</w:t>
+        <w:t>()</w:t>
       </w:r>
     </w:p>
     <w:p>
@@ -4419,6 +4226,7 @@
           <w:szCs w:val="19"/>
           <w:lang w:val="en-US" w:eastAsia="en-US"/>
         </w:rPr>
+        <w:lastRenderedPageBreak/>
         <w:t xml:space="preserve">    </w:t>
       </w:r>
       <w:r>
@@ -4482,7 +4290,6 @@
         <w:t xml:space="preserve"> </w:t>
       </w:r>
       <w:proofErr w:type="spellStart"/>
-      <w:proofErr w:type="gramStart"/>
       <w:r>
         <w:rPr>
           <w:rFonts w:ascii="Consolas" w:hAnsi="Consolas" w:cs="Consolas"/>
@@ -4502,18 +4309,7 @@
           <w:szCs w:val="19"/>
           <w:lang w:val="en-US" w:eastAsia="en-US"/>
         </w:rPr>
-        <w:t>(</w:t>
-      </w:r>
-      <w:proofErr w:type="gramEnd"/>
-      <w:r>
-        <w:rPr>
-          <w:rFonts w:ascii="Consolas" w:hAnsi="Consolas" w:cs="Consolas"/>
-          <w:color w:val="000000"/>
-          <w:sz w:val="19"/>
-          <w:szCs w:val="19"/>
-          <w:lang w:val="en-US" w:eastAsia="en-US"/>
-        </w:rPr>
-        <w:t>);</w:t>
+        <w:t>();</w:t>
       </w:r>
     </w:p>
     <w:p>
@@ -4577,29 +4373,7 @@
           <w:szCs w:val="19"/>
           <w:lang w:val="en-US" w:eastAsia="en-US"/>
         </w:rPr>
-        <w:t xml:space="preserve"> List&lt;Course</w:t>
-      </w:r>
-      <w:proofErr w:type="gramStart"/>
-      <w:r>
-        <w:rPr>
-          <w:rFonts w:ascii="Consolas" w:hAnsi="Consolas" w:cs="Consolas"/>
-          <w:color w:val="000000"/>
-          <w:sz w:val="19"/>
-          <w:szCs w:val="19"/>
-          <w:lang w:val="en-US" w:eastAsia="en-US"/>
-        </w:rPr>
-        <w:t>&gt;(</w:t>
-      </w:r>
-      <w:proofErr w:type="gramEnd"/>
-      <w:r>
-        <w:rPr>
-          <w:rFonts w:ascii="Consolas" w:hAnsi="Consolas" w:cs="Consolas"/>
-          <w:color w:val="000000"/>
-          <w:sz w:val="19"/>
-          <w:szCs w:val="19"/>
-          <w:lang w:val="en-US" w:eastAsia="en-US"/>
-        </w:rPr>
-        <w:t>);</w:t>
+        <w:t xml:space="preserve"> List&lt;Course&gt;();</w:t>
       </w:r>
     </w:p>
     <w:p>
@@ -4830,7 +4604,6 @@
         <w:t xml:space="preserve"> </w:t>
       </w:r>
       <w:proofErr w:type="spellStart"/>
-      <w:proofErr w:type="gramStart"/>
       <w:r>
         <w:rPr>
           <w:rFonts w:ascii="Consolas" w:hAnsi="Consolas" w:cs="Consolas"/>
@@ -4853,7 +4626,6 @@
         <w:t>(</w:t>
       </w:r>
       <w:proofErr w:type="spellStart"/>
-      <w:proofErr w:type="gramEnd"/>
       <w:r>
         <w:rPr>
           <w:rFonts w:ascii="Consolas" w:hAnsi="Consolas" w:cs="Consolas"/>
@@ -4900,7 +4672,6 @@
         <w:t xml:space="preserve">        </w:t>
       </w:r>
       <w:proofErr w:type="spellStart"/>
-      <w:proofErr w:type="gramStart"/>
       <w:r>
         <w:rPr>
           <w:rFonts w:ascii="Consolas" w:hAnsi="Consolas" w:cs="Consolas"/>
@@ -4912,7 +4683,6 @@
         <w:t>connection.Open</w:t>
       </w:r>
       <w:proofErr w:type="spellEnd"/>
-      <w:proofErr w:type="gramEnd"/>
       <w:r>
         <w:rPr>
           <w:rFonts w:ascii="Consolas" w:hAnsi="Consolas" w:cs="Consolas"/>
@@ -4988,7 +4758,6 @@
         <w:t xml:space="preserve"> reader = </w:t>
       </w:r>
       <w:proofErr w:type="spellStart"/>
-      <w:proofErr w:type="gramStart"/>
       <w:r>
         <w:rPr>
           <w:rFonts w:ascii="Consolas" w:hAnsi="Consolas" w:cs="Consolas"/>
@@ -5000,7 +4769,6 @@
         <w:t>command.ExecuteReader</w:t>
       </w:r>
       <w:proofErr w:type="spellEnd"/>
-      <w:proofErr w:type="gramEnd"/>
       <w:r>
         <w:rPr>
           <w:rFonts w:ascii="Consolas" w:hAnsi="Consolas" w:cs="Consolas"/>
@@ -5056,7 +4824,6 @@
         <w:t xml:space="preserve"> (</w:t>
       </w:r>
       <w:proofErr w:type="spellStart"/>
-      <w:proofErr w:type="gramStart"/>
       <w:r>
         <w:rPr>
           <w:rFonts w:ascii="Consolas" w:hAnsi="Consolas" w:cs="Consolas"/>
@@ -5068,7 +4835,6 @@
         <w:t>reader.Read</w:t>
       </w:r>
       <w:proofErr w:type="spellEnd"/>
-      <w:proofErr w:type="gramEnd"/>
       <w:r>
         <w:rPr>
           <w:rFonts w:ascii="Consolas" w:hAnsi="Consolas" w:cs="Consolas"/>
@@ -5216,7 +4982,6 @@
         <w:t xml:space="preserve">                Id = Convert.ToInt32(</w:t>
       </w:r>
       <w:proofErr w:type="spellStart"/>
-      <w:proofErr w:type="gramStart"/>
       <w:r>
         <w:rPr>
           <w:rFonts w:ascii="Consolas" w:hAnsi="Consolas" w:cs="Consolas"/>
@@ -5228,7 +4993,6 @@
         <w:t>reader.GetValue</w:t>
       </w:r>
       <w:proofErr w:type="spellEnd"/>
-      <w:proofErr w:type="gramEnd"/>
       <w:r>
         <w:rPr>
           <w:rFonts w:ascii="Consolas" w:hAnsi="Consolas" w:cs="Consolas"/>
@@ -5286,7 +5050,6 @@
         <w:t>(</w:t>
       </w:r>
       <w:proofErr w:type="spellStart"/>
-      <w:proofErr w:type="gramStart"/>
       <w:r>
         <w:rPr>
           <w:rFonts w:ascii="Consolas" w:hAnsi="Consolas" w:cs="Consolas"/>
@@ -5298,7 +5061,6 @@
         <w:t>reader.GetValue</w:t>
       </w:r>
       <w:proofErr w:type="spellEnd"/>
-      <w:proofErr w:type="gramEnd"/>
       <w:r>
         <w:rPr>
           <w:rFonts w:ascii="Consolas" w:hAnsi="Consolas" w:cs="Consolas"/>
@@ -5358,7 +5120,6 @@
         <w:t xml:space="preserve">            </w:t>
       </w:r>
       <w:proofErr w:type="spellStart"/>
-      <w:proofErr w:type="gramStart"/>
       <w:r>
         <w:rPr>
           <w:rFonts w:ascii="Consolas" w:hAnsi="Consolas" w:cs="Consolas"/>
@@ -5370,7 +5131,6 @@
         <w:t>result.Add</w:t>
       </w:r>
       <w:proofErr w:type="spellEnd"/>
-      <w:proofErr w:type="gramEnd"/>
       <w:r>
         <w:rPr>
           <w:rFonts w:ascii="Consolas" w:hAnsi="Consolas" w:cs="Consolas"/>
@@ -5544,7 +5304,6 @@
         <w:t>(</w:t>
       </w:r>
       <w:proofErr w:type="spellStart"/>
-      <w:proofErr w:type="gramStart"/>
       <w:r>
         <w:rPr>
           <w:rFonts w:ascii="Consolas" w:hAnsi="Consolas" w:cs="Consolas"/>
@@ -5556,7 +5315,6 @@
         <w:t>ex.Message</w:t>
       </w:r>
       <w:proofErr w:type="spellEnd"/>
-      <w:proofErr w:type="gramEnd"/>
       <w:r>
         <w:rPr>
           <w:rFonts w:ascii="Consolas" w:hAnsi="Consolas" w:cs="Consolas"/>
@@ -5694,7 +5452,6 @@
         <w:t xml:space="preserve"> (</w:t>
       </w:r>
       <w:proofErr w:type="spellStart"/>
-      <w:proofErr w:type="gramStart"/>
       <w:r>
         <w:rPr>
           <w:rFonts w:ascii="Consolas" w:hAnsi="Consolas" w:cs="Consolas"/>
@@ -5706,7 +5463,6 @@
         <w:t>connection.State</w:t>
       </w:r>
       <w:proofErr w:type="spellEnd"/>
-      <w:proofErr w:type="gramEnd"/>
       <w:r>
         <w:rPr>
           <w:rFonts w:ascii="Consolas" w:hAnsi="Consolas" w:cs="Consolas"/>
@@ -5764,7 +5520,6 @@
         <w:t xml:space="preserve">            </w:t>
       </w:r>
       <w:proofErr w:type="spellStart"/>
-      <w:proofErr w:type="gramStart"/>
       <w:r>
         <w:rPr>
           <w:rFonts w:ascii="Consolas" w:hAnsi="Consolas" w:cs="Consolas"/>
@@ -5776,7 +5531,6 @@
         <w:t>connection.Close</w:t>
       </w:r>
       <w:proofErr w:type="spellEnd"/>
-      <w:proofErr w:type="gramEnd"/>
       <w:r>
         <w:rPr>
           <w:rFonts w:ascii="Consolas" w:hAnsi="Consolas" w:cs="Consolas"/>
@@ -9550,15 +9304,6 @@
   </w:num>
   <w:num w:numId="30">
     <w:abstractNumId w:val="25"/>
-    <w:lvlOverride w:ilvl="0"/>
-    <w:lvlOverride w:ilvl="1"/>
-    <w:lvlOverride w:ilvl="2"/>
-    <w:lvlOverride w:ilvl="3"/>
-    <w:lvlOverride w:ilvl="4"/>
-    <w:lvlOverride w:ilvl="5"/>
-    <w:lvlOverride w:ilvl="6"/>
-    <w:lvlOverride w:ilvl="7"/>
-    <w:lvlOverride w:ilvl="8"/>
   </w:num>
   <w:num w:numId="31">
     <w:abstractNumId w:val="17"/>
@@ -10341,12 +10086,6 @@
 </file>
 
 <file path=customXml/item2.xml><?xml version="1.0" encoding="utf-8"?>
-<p:properties xmlns:p="http://schemas.microsoft.com/office/2006/metadata/properties" xmlns:xsi="http://www.w3.org/2001/XMLSchema-instance" xmlns:pc="http://schemas.microsoft.com/office/infopath/2007/PartnerControls">
-  <documentManagement/>
-</p:properties>
-</file>
-
-<file path=customXml/item3.xml><?xml version="1.0" encoding="utf-8"?>
 <ct:contentTypeSchema xmlns:ct="http://schemas.microsoft.com/office/2006/metadata/contentType" xmlns:ma="http://schemas.microsoft.com/office/2006/metadata/properties/metaAttributes" ct:_="" ma:_="" ma:contentTypeName="Unknown Document Type" ma:contentTypeID="0x010104" ma:contentTypeVersion="0" ma:contentTypeDescription="" ma:contentTypeScope="" ma:versionID="05d83ceaa0bbd2e3bc716e6e66bd857a">
   <xsd:schema xmlns:xsd="http://www.w3.org/2001/XMLSchema" xmlns:xs="http://www.w3.org/2001/XMLSchema" xmlns:p="http://schemas.microsoft.com/office/2006/metadata/properties" targetNamespace="http://schemas.microsoft.com/office/2006/metadata/properties" ma:root="true" ma:fieldsID="b3d69fe45253d5ff147bb69036b756a7">
     <xsd:element name="properties">
@@ -10460,6 +10199,12 @@
 </ct:contentTypeSchema>
 </file>
 
+<file path=customXml/item3.xml><?xml version="1.0" encoding="utf-8"?>
+<p:properties xmlns:p="http://schemas.microsoft.com/office/2006/metadata/properties" xmlns:xsi="http://www.w3.org/2001/XMLSchema-instance" xmlns:pc="http://schemas.microsoft.com/office/infopath/2007/PartnerControls">
+  <documentManagement/>
+</p:properties>
+</file>
+
 <file path=customXml/itemProps1.xml><?xml version="1.0" encoding="utf-8"?>
 <ds:datastoreItem xmlns:ds="http://schemas.openxmlformats.org/officeDocument/2006/customXml" ds:itemID="{C08FD82A-5655-4069-85F8-C2DD11B23C2F}">
   <ds:schemaRefs>
@@ -10469,15 +10214,6 @@
 </file>
 
 <file path=customXml/itemProps2.xml><?xml version="1.0" encoding="utf-8"?>
-<ds:datastoreItem xmlns:ds="http://schemas.openxmlformats.org/officeDocument/2006/customXml" ds:itemID="{6349C50D-55DB-41B0-91AD-A3D5823F304E}">
-  <ds:schemaRefs>
-    <ds:schemaRef ds:uri="http://schemas.microsoft.com/office/2006/metadata/properties"/>
-    <ds:schemaRef ds:uri="http://schemas.microsoft.com/office/infopath/2007/PartnerControls"/>
-  </ds:schemaRefs>
-</ds:datastoreItem>
-</file>
-
-<file path=customXml/itemProps3.xml><?xml version="1.0" encoding="utf-8"?>
 <ds:datastoreItem xmlns:ds="http://schemas.openxmlformats.org/officeDocument/2006/customXml" ds:itemID="{78A5336E-A304-4BDA-94E7-438666461A3D}">
   <ds:schemaRefs>
     <ds:schemaRef ds:uri="http://schemas.microsoft.com/office/2006/metadata/contentType"/>
@@ -10491,4 +10227,13 @@
     <ds:schemaRef ds:uri="http://schemas.microsoft.com/office/infopath/2007/PartnerControls"/>
   </ds:schemaRefs>
 </ds:datastoreItem>
+</file>
+
+<file path=customXml/itemProps3.xml><?xml version="1.0" encoding="utf-8"?>
+<ds:datastoreItem xmlns:ds="http://schemas.openxmlformats.org/officeDocument/2006/customXml" ds:itemID="{6349C50D-55DB-41B0-91AD-A3D5823F304E}">
+  <ds:schemaRefs>
+    <ds:schemaRef ds:uri="http://schemas.microsoft.com/office/2006/metadata/properties"/>
+    <ds:schemaRef ds:uri="http://schemas.microsoft.com/office/infopath/2007/PartnerControls"/>
+  </ds:schemaRefs>
+</ds:datastoreItem>
 </file>